--- a/docs/Explicacao_Trab.docx
+++ b/docs/Explicacao_Trab.docx
@@ -1,20 +1,93 @@
 
 <file path=word/document.xml><?xml version="1.0" encoding="utf-8"?>
-<w:document xmlns:wpc="http://schemas.microsoft.com/office/word/2010/wordprocessingCanvas" xmlns:cx="http://schemas.microsoft.com/office/drawing/2014/chartex" xmlns:cx1="http://schemas.microsoft.com/office/drawing/2015/9/8/chartex" xmlns:cx2="http://schemas.microsoft.com/office/drawing/2015/10/21/chartex" xmlns:cx3="http://schemas.microsoft.com/office/drawing/2016/5/9/chartex" xmlns:cx4="http://schemas.microsoft.com/office/drawing/2016/5/10/chartex" xmlns:cx5="http://schemas.microsoft.com/office/drawing/2016/5/11/chartex" xmlns:cx6="http://schemas.microsoft.com/office/drawing/2016/5/12/chartex" xmlns:cx7="http://schemas.microsoft.com/office/drawing/2016/5/13/chartex" xmlns:cx8="http://schemas.microsoft.com/office/drawing/2016/5/14/chartex" xmlns:mc="http://schemas.openxmlformats.org/markup-compatibility/2006" xmlns:aink="http://schemas.microsoft.com/office/drawing/2016/ink" xmlns:am3d="http://schemas.microsoft.com/office/drawing/2017/model3d" xmlns:o="urn:schemas-microsoft-com:office:office" xmlns:oel="http://schemas.microsoft.com/office/2019/extlst" xmlns:r="http://schemas.openxmlformats.org/officeDocument/2006/relationships" xmlns:m="http://schemas.openxmlformats.org/officeDocument/2006/math" xmlns:v="urn:schemas-microsoft-com:vml" xmlns:wp14="http://schemas.microsoft.com/office/word/2010/wordprocessingDrawing" xmlns:wp="http://schemas.openxmlformats.org/drawingml/2006/wordprocessingDrawing" xmlns:w10="urn:schemas-microsoft-com:office:word" xmlns:w="http://schemas.openxmlformats.org/wordprocessingml/2006/main" xmlns:w14="http://schemas.microsoft.com/office/word/2010/wordml" xmlns:w15="http://schemas.microsoft.com/office/word/2012/wordml" xmlns:w16cex="http://schemas.microsoft.com/office/word/2018/wordml/cex" xmlns:w16cid="http://schemas.microsoft.com/office/word/2016/wordml/cid" xmlns:w16="http://schemas.microsoft.com/office/word/2018/wordml" xmlns:w16du="http://schemas.microsoft.com/office/word/2023/wordml/word16du" xmlns:w16sdtdh="http://schemas.microsoft.com/office/word/2020/wordml/sdtdatahash" xmlns:w16sdtfl="http://schemas.microsoft.com/office/word/2024/wordml/sdtformatlock" xmlns:w16se="http://schemas.microsoft.com/office/word/2015/wordml/symex" xmlns:wpg="http://schemas.microsoft.com/office/word/2010/wordprocessingGroup" xmlns:wpi="http://schemas.microsoft.com/office/word/2010/wordprocessingInk" xmlns:wne="http://schemas.microsoft.com/office/word/2006/wordml" xmlns:wps="http://schemas.microsoft.com/office/word/2010/wordprocessingShape" mc:Ignorable="w14 w15 w16se w16cid w16 w16cex w16sdtdh w16sdtfl w16du wp14">
+<w:document xmlns:wpc="http://schemas.microsoft.com/office/word/2010/wordprocessingCanvas" xmlns:mc="http://schemas.openxmlformats.org/markup-compatibility/2006" xmlns:o="urn:schemas-microsoft-com:office:office" xmlns:r="http://schemas.openxmlformats.org/officeDocument/2006/relationships" xmlns:m="http://schemas.openxmlformats.org/officeDocument/2006/math" xmlns:v="urn:schemas-microsoft-com:vml" xmlns:wp14="http://schemas.microsoft.com/office/word/2010/wordprocessingDrawing" xmlns:wp="http://schemas.openxmlformats.org/drawingml/2006/wordprocessingDrawing" xmlns:w10="urn:schemas-microsoft-com:office:word" xmlns:w="http://schemas.openxmlformats.org/wordprocessingml/2006/main" xmlns:w14="http://schemas.microsoft.com/office/word/2010/wordml" xmlns:w15="http://schemas.microsoft.com/office/word/2012/wordml" xmlns:w16se="http://schemas.microsoft.com/office/word/2015/wordml/symex" xmlns:w16cid="http://schemas.microsoft.com/office/word/2016/wordml/cid" xmlns:w16="http://schemas.microsoft.com/office/word/2018/wordml" xmlns:w16cex="http://schemas.microsoft.com/office/word/2018/wordml/cex" xmlns:w16sdtdh="http://schemas.microsoft.com/office/word/2020/wordml/sdtdatahash" xmlns:wne="http://schemas.microsoft.com/office/word/2006/wordml" xmlns:wpg="http://schemas.microsoft.com/office/word/2010/wordprocessingGroup" xmlns:wps="http://schemas.microsoft.com/office/word/2010/wordprocessingShape" mc:Ignorable="w14 w15 w16se w16cid w16 w16cex w16sdtdh wp14">
   <w:body>
     <w:p>
+      <w:pPr>
+        <w:spacing w:after="160" w:line="278" w:lineRule="auto"/>
+      </w:pPr>
       <w:r>
+        <w:rPr>
+          <w:rFonts w:ascii="Aptos" w:hAnsi="Aptos" w:eastAsia="Aptos" w:cs="Aptos" w:asciiTheme="minorHAnsi" w:hAnsiTheme="minorHAnsi" w:eastAsiaTheme="minorHAnsi" w:csTheme="minorBidi"/>
+          <w:kern w:val="2"/>
+          <w:sz w:val="24"/>
+          <w:szCs w:val="24"/>
+        </w:rPr>
         <w:t xml:space="preserve">NB1: </w:t>
       </w:r>
       <w:r>
+        <w:rPr>
+          <w:rFonts w:ascii="Aptos" w:hAnsi="Aptos" w:eastAsia="Aptos" w:cs="Aptos" w:asciiTheme="minorHAnsi" w:hAnsiTheme="minorHAnsi" w:eastAsiaTheme="minorHAnsi" w:csTheme="minorBidi"/>
+          <w:kern w:val="2"/>
+          <w:sz w:val="24"/>
+          <w:szCs w:val="24"/>
+        </w:rPr>
         <w:t>O primeiro notebook tem como objetivo explorar e diagnosticar os dados, sem alterar os ficheiros originais, identificando problemas a tratar nas etapas seguintes. Inicialmente, verifica-se a estrutura e coerência dos ficheiros, os tipos de variáveis, os valores em falta, os duplicados e as inconsistências lógicas. De seguida, analisa-se a distribuição e o desequilíbrio da variável-alvo, as relações entre variáveis numéricas e categóricas, a redundância de informação e a possível presença de ruído ou fuga de informação. A análise temporal permite ainda avaliar diferenças entre treino e teste e fundamentar a estratégia de validação. Por fim, verifica-se a viabilidade da integração do ficheiro de clientes, garantindo a unicidade das chaves e evitando informação futura ou identificadora. Durante toda a análise, o conjunto de teste é utilizado apenas para comparação de distribuições, evitando a fuga de informação.</w:t>
       </w:r>
     </w:p>
-    <w:p/>
+    <w:p>
+      <w:pPr>
+        <w:spacing w:after="160" w:line="278" w:lineRule="auto"/>
+      </w:pPr>
+      <w:r>
+        <w:rPr>
+          <w:b/>
+          <w:bCs/>
+        </w:rPr>
+        <w:t>NB2:</w:t>
+      </w:r>
+      <w:r>
+        <w:t xml:space="preserve"> O segundo notebook tem como objetivo converter os problemas diagnosticados no NB1 em regras de pré-processamento claras e reproduzíveis, preparando os dados para a seleção de variáveis e a modelação, sem escolher o modelo final. Inicialmente, aplicam-se correções fixas ao treino e ao teste: converte-se a data, reconstrói-se a média histórica de compras quando é verificável a relação com o gasto total e o número de compras, e tornam-se nulos os gastos anuais impossíveis e os intervalos de dias negativos, por não ser possível recuperar o valor verdadeiro. De seguida, definem-se as linhas utilizáveis: excluem-se do treino os registos praticamente vazios e sem data, conservando-se as compras com histórico incompleto e preservando todas as linhas do teste. Depois, constrói-se a tabela de variáveis, retirando os identificadores, a data absoluta e a variável de ruído, e mantendo a ficha de clientes como alternativa a comparar mais tarde. A validação é cronológica, com os 20% de compras mais recentes e uma margem de 90 dias, para que a janela do alvo do treino não alcance a validação. Por fim, a imputação, a codificação das categorias e a escala são ajustadas apenas na parte de treino, evitando fuga de informação, e aceitam categorias novas do teste.</w:t>
+      </w:r>
+    </w:p>
+    <w:p>
+      <w:pPr>
+        <w:spacing w:after="160" w:line="278" w:lineRule="auto"/>
+      </w:pPr>
+      <w:r>
+        <w:rPr>
+          <w:b/>
+          <w:bCs/>
+        </w:rPr>
+        <w:t>NB3:</w:t>
+      </w:r>
+      <w:r>
+        <w:t xml:space="preserve"> O terceiro notebook tem como objetivo perceber se é possível reduzir as variáveis preparadas no NB2 sem perder capacidade de prever uma nova compra nos 90 dias seguintes, usando a regressão logística apenas como modelo de referência. Inicialmente, reconstrói-se a base do NB2 (correções, linhas utilizáveis, variáveis de base e corte cronológico), mantendo a ficha de clientes desligada por não estar demonstrada a sua disponibilidade temporal. De seguida, define-se a estratégia de avaliação: a ROC-AUC como métrica principal, com a balanced accuracy como complemento, e três divisões cronológicas internas com margem de 90 dias, onde a imputação, a codificação, a escala e a seleção são reaprendidas em cada treino, ficando o período de validação reservado. Comparam-se então três abordagens: filter (teste F), wrapper (RFE) e embedded (regressão logística com penalização L1), com 20 ou 40 colunas e dois valores de penalização, face à referência sem seleção. O método é escolhido pela regra do erro padrão, aceitando médias até um erro padrão abaixo da melhor e optando pelo conjunto com menos colunas, o que leva ao L1 com C=0,1. Por fim, confirma-se uma única vez no período reservado que a seleção mantém o desempenho com menos colunas (38 das 92), e fixa-se o método e os seus parâmetros, e não a lista de nomes, para serem reutilizados dentro de cada treino no NB4.</w:t>
+      </w:r>
+    </w:p>
+    <w:p>
+      <w:pPr>
+        <w:spacing w:after="160" w:line="278" w:lineRule="auto"/>
+      </w:pPr>
+      <w:r>
+        <w:rPr>
+          <w:b/>
+          <w:bCs/>
+        </w:rPr>
+        <w:t>NB4:</w:t>
+      </w:r>
+      <w:r>
+        <w:t xml:space="preserve"> O quarto notebook tem como objetivo comparar e otimizar modelos de classificação para prever a recompra nos 90 dias seguintes, fixando a receita final a usar no NB5. Inicialmente, reproduz-se a preparação dos NB2 e NB3 e mantém-se a mesma estratégia temporal, com três divisões cronológicas internas e margem de 90 dias, usando a ROC-AUC como métrica principal e a balanced accuracy, a precisão, o recall e o F1 como complemento, além da log loss e do Brier para a qualidade das probabilidades. De seguida, comparam-se seis algoritmos (regressão logística, árvore de decisão, Random Forest, KNN, SVM RBF e Gaussian Naive Bayes), cada um com todas as colunas e com a seleção L1 (C=0,1) reaprendida em cada treino, face a um baseline Dummy com AUC de 0,5. Depois, otimizam-se os dois melhores candidatos através de pequenas grelhas de parâmetros, avaliadas nas mesmas divisões, e escolhe-se a configuração com maior ROC-AUC média interna, a Random Forest com todas as colunas, profundidade máxima 12 e mínimo de 5 compras por folha. Por fim, a receita é verificada uma única vez no período reservado, para diagnóstico e não como avaliação independente, uma vez que já tinha sido consultado no NB3, e guarda-se a receita para o NB5 refazer a preparação e a seleção com todas as compras utilizáveis.</w:t>
+      </w:r>
+    </w:p>
+    <w:p>
+      <w:pPr>
+        <w:spacing w:after="160" w:line="278" w:lineRule="auto"/>
+      </w:pPr>
+      <w:r>
+        <w:rPr>
+          <w:b/>
+          <w:bCs/>
+        </w:rPr>
+        <w:t>NB5:</w:t>
+      </w:r>
+      <w:r>
+        <w:t xml:space="preserve"> O quinto notebook tem como objetivo gerar as previsões finais para o Kaggle, aplicando a receita escolhida no NB4. Inicialmente, reconstrói-se a mesma limpeza e as mesmas 34 variáveis de base, carrega-se a receita guardada e faz-se um controlo de reprodutibilidade, repetindo a divisão temporal para confirmar que a ROC-AUC no período de validação coincide com a do NB4. De seguida, a preparação, a seleção e o modelo (Random Forest com todas as colunas, profundidade máxima 12 e mínimo de 5 compras por folha) são reaprendidos de raiz nas 6469 compras utilizáveis, incluindo as que tinham ficado na margem de 90 dias. Depois, geram-se as probabilidades de recompra para as 986 compras do teste, que só passa por predict_proba, mantendo o ID e a ordem do sample_submission.csv. Por fim, valida-se o formato, sem nulos nem duplicados, e guarda-se a submissão em data/Processed/, deixando o ficheiro original intacto.</w:t>
+      </w:r>
+    </w:p>
     <w:sectPr>
       <w:pgSz w:w="11906" w:h="16838"/>
       <w:pgMar w:top="1417" w:right="1701" w:bottom="1417" w:left="1701" w:header="708" w:footer="708" w:gutter="0"/>
-      <w:cols w:space="708"/>
       <w:docGrid w:linePitch="360"/>
     </w:sectPr>
   </w:body>

--- a/docs/Explicacao_Trab.docx
+++ b/docs/Explicacao_Trab.docx
@@ -82,7 +82,7 @@
         <w:t>NB5:</w:t>
       </w:r>
       <w:r>
-        <w:t xml:space="preserve"> O quinto notebook tem como objetivo gerar as previsões finais para o Kaggle, aplicando a receita escolhida no NB4. Inicialmente, reconstrói-se a mesma limpeza e as mesmas 34 variáveis de base, carrega-se a receita guardada e faz-se um controlo de reprodutibilidade, repetindo a divisão temporal para confirmar que a ROC-AUC no período de validação coincide com a do NB4. De seguida, a preparação, a seleção e o modelo (Random Forest com todas as colunas, profundidade máxima 12 e mínimo de 5 compras por folha) são reaprendidos de raiz nas 6469 compras utilizáveis, incluindo as que tinham ficado na margem de 90 dias. Depois, geram-se as probabilidades de recompra para as 986 compras do teste, que só passa por predict_proba, mantendo o ID e a ordem do sample_submission.csv. Por fim, valida-se o formato, sem nulos nem duplicados, e guarda-se a submissão em data/Processed/, deixando o ficheiro original intacto.</w:t>
+        <w:t xml:space="preserve"> O quinto notebook gera a submissão para o Kaggle a partir da receita escolhida no NB4. Reconstrói a limpeza e as 34 variáveis de base e confirma a ROC-AUC no período de validação. Como a competição avalia F1, compara limiares nas três divisões temporais internas, sem usar o teste, e escolhe 0,425 nesta execução. Depois, a preparação e a Random Forest (todas as colunas, profundidade máxima 12, mínimo de 5 compras por folha) são reajustadas nas 6469 compras utilizáveis. Geram-se probabilidades para as 986 compras do teste, convertidas em classes com o limiar escolhido. Por fim, verificam-se o ID, a ordem, os vazios e os duplicados, e guarda-se o CSV em data/Processed/, sem alterar o ficheiro original.</w:t>
       </w:r>
     </w:p>
     <w:sectPr>
